--- a/Projetos/008-LH_Nautical_ai_project/docs/03 - Relatorio Final.docx
+++ b/Projetos/008-LH_Nautical_ai_project/docs/03 - Relatorio Final.docx
@@ -4719,6 +4719,7 @@
   <w:style w:type="character" w:default="1" w:styleId="Fontepargpadro">
     <w:name w:val="Default Paragraph Font"/>
     <w:uiPriority w:val="1"/>
+    <w:semiHidden/>
     <w:unhideWhenUsed/>
   </w:style>
   <w:style w:type="table" w:default="1" w:styleId="Tabelanormal">
